--- a/courts/dc-circuit/court-of-appeals/reply-brief/docx/reference.docx
+++ b/courts/dc-circuit/court-of-appeals/reply-brief/docx/reference.docx
@@ -314,12 +314,9 @@
       </w:r>
     </w:p>
     <w:sectPr>
-      <w:footerReference w:type="default" r:id="rIdFtr1"/>
-      <w:footnotePr>
-        <w:numRestart w:val="eachSect"/>
-      </w:footnotePr>
+      <w:footerReference w:type="default" r:id="rIdFooter1"/>
       <w:pgSz w:w="12240" w:h="15840"/>
-      <w:pgMar w:top="1440" w:right="1440" w:bottom="1440" w:left="1440" w:header="720" w:footer="720" w:gutter="0"/>
+      <w:pgMar w:top="1440" w:right="1440" w:bottom="1440" w:left="1440" w:header="720" w:footer="432" w:gutter="0"/>
     </w:sectPr>
   </w:body>
 </w:document>
@@ -333,47 +330,21 @@
 <w:ftr xmlns:w="http://schemas.openxmlformats.org/wordprocessingml/2006/main" xmlns:r="http://schemas.openxmlformats.org/officeDocument/2006/relationships">
   <w:p>
     <w:pPr>
-      <w:spacing w:before="0" w:after="0" w:line="240" w:lineRule="auto"/>
       <w:jc w:val="center"/>
     </w:pPr>
     <w:r>
-      <w:rPr>
-        <w:rFonts w:ascii="Liberation Serif" w:hAnsi="Liberation Serif" w:cs="Liberation Serif"/>
-        <w:sz w:val="28"/>
-        <w:szCs w:val="28"/>
-      </w:rPr>
       <w:fldChar w:fldCharType="begin"/>
     </w:r>
     <w:r>
-      <w:rPr>
-        <w:rFonts w:ascii="Liberation Serif" w:hAnsi="Liberation Serif" w:cs="Liberation Serif"/>
-        <w:sz w:val="28"/>
-        <w:szCs w:val="28"/>
-      </w:rPr>
       <w:instrText xml:space="preserve"> PAGE </w:instrText>
     </w:r>
     <w:r>
-      <w:rPr>
-        <w:rFonts w:ascii="Liberation Serif" w:hAnsi="Liberation Serif" w:cs="Liberation Serif"/>
-        <w:sz w:val="28"/>
-        <w:szCs w:val="28"/>
-      </w:rPr>
       <w:fldChar w:fldCharType="separate"/>
     </w:r>
     <w:r>
-      <w:rPr>
-        <w:rFonts w:ascii="Liberation Serif" w:hAnsi="Liberation Serif" w:cs="Liberation Serif"/>
-        <w:sz w:val="28"/>
-        <w:szCs w:val="28"/>
-      </w:rPr>
       <w:t>1</w:t>
     </w:r>
     <w:r>
-      <w:rPr>
-        <w:rFonts w:ascii="Liberation Serif" w:hAnsi="Liberation Serif" w:cs="Liberation Serif"/>
-        <w:sz w:val="28"/>
-        <w:szCs w:val="28"/>
-      </w:rPr>
       <w:fldChar w:fldCharType="end"/>
     </w:r>
   </w:p>
@@ -539,15 +510,16 @@
   <w:docDefaults>
     <w:rPrDefault>
       <w:rPr>
-        <w:rFonts w:asciiTheme="minorHAnsi" w:eastAsiaTheme="minorEastAsia" w:hAnsiTheme="minorHAnsi" w:cstheme="minorBidi"/>
-        <w:sz w:val="24"/>
-        <w:szCs w:val="24"/>
+        <w:rFonts w:ascii="Times New Roman" w:hAnsi="Times New Roman" w:eastAsia="Times New Roman" w:cs="Times New Roman"/>
+        <w:sz w:val="28"/>
+        <w:szCs w:val="28"/>
         <w:lang w:val="en-US" w:eastAsia="zh-CN" w:bidi="ar-SA"/>
       </w:rPr>
     </w:rPrDefault>
     <w:pPrDefault>
       <w:pPr>
-        <w:spacing w:after="200"/>
+        <w:widowControl/>
+        <w:spacing w:after="0"/>
       </w:pPr>
     </w:pPrDefault>
   </w:docDefaults>
@@ -555,22 +527,14 @@
   <w:style w:type="paragraph" w:default="1" w:styleId="Normal">
     <w:name w:val="Normal"/>
     <w:qFormat/>
-    <w:pPr>
-      <w:spacing w:before="0" w:after="0" w:line="518" w:lineRule="exact"/>
-      <w:jc w:val="left"/>
-    </w:pPr>
-    <w:rPr>
-      <w:rFonts w:ascii="Liberation Serif" w:hAnsi="Liberation Serif" w:eastAsia="Liberation Serif" w:cs="Liberation Serif"/>
-      <w:sz w:val="28"/>
-      <w:szCs w:val="28"/>
-    </w:rPr>
   </w:style>
   <w:style w:type="paragraph" w:styleId="BodyText">
     <w:name w:val="Body Text"/>
     <w:basedOn w:val="Normal"/>
-    <w:qFormat/>
-    <w:pPr>
-      <w:spacing w:before="0" w:after="0" w:line="518" w:lineRule="exact"/>
+    <w:link w:val="BodyTextChar"/>
+    <w:qFormat/>
+    <w:pPr>
+      <w:spacing w:before="0" w:after="0" w:line="588" w:lineRule="exact"/>
       <w:ind w:firstLine="720"/>
     </w:pPr>
   </w:style>
@@ -579,18 +543,13 @@
     <w:basedOn w:val="BodyText"/>
     <w:next w:val="BodyText"/>
     <w:qFormat/>
-    <w:pPr>
-      <w:spacing w:before="0" w:after="0" w:line="518" w:lineRule="exact"/>
-      <w:ind w:firstLine="720"/>
-    </w:pPr>
   </w:style>
   <w:style w:type="paragraph" w:customStyle="1" w:styleId="Compact">
     <w:name w:val="Compact"/>
     <w:basedOn w:val="BodyText"/>
     <w:qFormat/>
     <w:pPr>
-      <w:spacing w:before="0" w:after="0" w:line="518" w:lineRule="exact"/>
-      <w:ind w:firstLine="0"/>
+      <w:spacing w:before="36" w:after="36"/>
     </w:pPr>
   </w:style>
   <w:style w:type="paragraph" w:styleId="Title">
@@ -730,16 +689,20 @@
     <w:name w:val="heading 1"/>
     <w:basedOn w:val="Normal"/>
     <w:next w:val="BodyText"/>
-    <w:uiPriority w:val="9"/>
-    <w:qFormat/>
+    <w:link w:val="Heading1Char"/>
+    <w:uiPriority w:val="9"/>
+    <w:qFormat/>
+    <w:rsid w:val="00A10FD9"/>
     <w:pPr>
       <w:keepNext/>
       <w:keepLines/>
-      <w:spacing w:before="300" w:after="220" w:line="284" w:lineRule="exact"/>
+      <w:spacing w:before="240" w:after="120" w:line="340" w:lineRule="exact"/>
+      <w:ind w:firstLine="0"/>
       <w:jc w:val="center"/>
       <w:outlineLvl w:val="0"/>
     </w:pPr>
     <w:rPr>
+      <w:rFonts w:ascii="Times New Roman" w:hAnsi="Times New Roman" w:eastAsia="Times New Roman" w:cs="Times New Roman"/>
       <w:b/>
       <w:bCs/>
       <w:caps/>
@@ -752,20 +715,21 @@
     <w:name w:val="heading 2"/>
     <w:basedOn w:val="Normal"/>
     <w:next w:val="BodyText"/>
-    <w:uiPriority w:val="9"/>
+    <w:link w:val="Heading2Char"/>
+    <w:uiPriority w:val="9"/>
+    <w:semiHidden/>
     <w:unhideWhenUsed/>
     <w:qFormat/>
+    <w:rsid w:val="00A10FD9"/>
     <w:pPr>
       <w:keepNext/>
       <w:keepLines/>
-      <w:tabs>
-        <w:tab w:val="left" w:pos="720"/>
-      </w:tabs>
-      <w:spacing w:before="240" w:after="180" w:line="284" w:lineRule="exact"/>
-      <w:ind w:left="720" w:hanging="720"/>
+      <w:spacing w:before="240" w:after="120" w:line="340" w:lineRule="exact"/>
+      <w:ind w:firstLine="0"/>
       <w:outlineLvl w:val="1"/>
     </w:pPr>
     <w:rPr>
+      <w:rFonts w:ascii="Times New Roman" w:hAnsi="Times New Roman" w:eastAsia="Times New Roman" w:cs="Times New Roman"/>
       <w:b/>
       <w:bCs/>
       <w:color w:val="000000"/>
@@ -777,20 +741,21 @@
     <w:name w:val="heading 3"/>
     <w:basedOn w:val="Normal"/>
     <w:next w:val="BodyText"/>
-    <w:uiPriority w:val="9"/>
+    <w:link w:val="Heading3Char"/>
+    <w:uiPriority w:val="9"/>
+    <w:semiHidden/>
     <w:unhideWhenUsed/>
     <w:qFormat/>
+    <w:rsid w:val="00A10FD9"/>
     <w:pPr>
       <w:keepNext/>
       <w:keepLines/>
-      <w:tabs>
-        <w:tab w:val="left" w:pos="1440"/>
-      </w:tabs>
-      <w:spacing w:before="200" w:after="180" w:line="284" w:lineRule="exact"/>
-      <w:ind w:left="1440" w:hanging="720"/>
+      <w:spacing w:before="240" w:after="120" w:line="340" w:lineRule="exact"/>
+      <w:ind w:firstLine="0"/>
       <w:outlineLvl w:val="2"/>
     </w:pPr>
     <w:rPr>
+      <w:rFonts w:ascii="Times New Roman" w:hAnsi="Times New Roman" w:eastAsia="Times New Roman" w:cs="Times New Roman"/>
       <w:b/>
       <w:bCs/>
       <w:color w:val="000000"/>
@@ -802,24 +767,24 @@
     <w:name w:val="heading 4"/>
     <w:basedOn w:val="Normal"/>
     <w:next w:val="BodyText"/>
-    <w:uiPriority w:val="9"/>
+    <w:link w:val="Heading4Char"/>
+    <w:uiPriority w:val="9"/>
+    <w:semiHidden/>
     <w:unhideWhenUsed/>
     <w:qFormat/>
+    <w:rsid w:val="00A10FD9"/>
     <w:pPr>
       <w:keepNext/>
       <w:keepLines/>
-      <w:tabs>
-        <w:tab w:val="left" w:pos="2160"/>
-      </w:tabs>
-      <w:spacing w:before="200" w:after="160" w:line="284" w:lineRule="exact"/>
-      <w:ind w:left="2160" w:hanging="720"/>
+      <w:spacing w:before="240" w:after="120" w:line="340" w:lineRule="exact"/>
+      <w:ind w:firstLine="0"/>
       <w:outlineLvl w:val="3"/>
     </w:pPr>
     <w:rPr>
+      <w:rFonts w:ascii="Times New Roman" w:hAnsi="Times New Roman" w:eastAsia="Times New Roman" w:cs="Times New Roman"/>
       <w:b/>
       <w:bCs/>
       <w:i/>
-      <w:iCs/>
       <w:color w:val="000000"/>
       <w:sz w:val="28"/>
       <w:szCs w:val="28"/>
@@ -829,24 +794,24 @@
     <w:name w:val="heading 5"/>
     <w:basedOn w:val="Normal"/>
     <w:next w:val="BodyText"/>
-    <w:uiPriority w:val="9"/>
+    <w:link w:val="Heading5Char"/>
+    <w:uiPriority w:val="9"/>
+    <w:semiHidden/>
     <w:unhideWhenUsed/>
     <w:qFormat/>
+    <w:rsid w:val="00A10FD9"/>
     <w:pPr>
       <w:keepNext/>
       <w:keepLines/>
-      <w:tabs>
-        <w:tab w:val="left" w:pos="2880"/>
-      </w:tabs>
-      <w:spacing w:before="200" w:after="160" w:line="284" w:lineRule="exact"/>
-      <w:ind w:left="2880" w:hanging="720"/>
+      <w:spacing w:before="240" w:after="120" w:line="340" w:lineRule="exact"/>
+      <w:ind w:firstLine="0"/>
       <w:outlineLvl w:val="4"/>
     </w:pPr>
     <w:rPr>
+      <w:rFonts w:ascii="Times New Roman" w:hAnsi="Times New Roman" w:eastAsia="Times New Roman" w:cs="Times New Roman"/>
       <w:b/>
       <w:bCs/>
       <w:i/>
-      <w:iCs/>
       <w:color w:val="000000"/>
       <w:sz w:val="28"/>
       <w:szCs w:val="28"/>
@@ -1059,6 +1024,15 @@
       <w:color w:val="272727" w:themeColor="text1" w:themeTint="D8"/>
     </w:rPr>
   </w:style>
+  <w:style w:type="paragraph" w:customStyle="1" w:styleId="ListItem">
+    <w:name w:val="List Item"/>
+    <w:basedOn w:val="BodyText"/>
+    <w:qFormat/>
+    <w:pPr>
+      <w:spacing w:before="0" w:after="0" w:line="588" w:lineRule="exact"/>
+      <w:ind w:left="720" w:hanging="720"/>
+    </w:pPr>
+  </w:style>
   <w:style w:type="paragraph" w:styleId="BlockText">
     <w:name w:val="Block Text"/>
     <w:basedOn w:val="BodyText"/>
@@ -1067,19 +1041,20 @@
     <w:unhideWhenUsed/>
     <w:qFormat/>
     <w:pPr>
-      <w:spacing w:before="280" w:after="280" w:line="284" w:lineRule="exact"/>
-      <w:ind w:left="720" w:right="720" w:firstLine="0"/>
+      <w:spacing w:before="280" w:after="280" w:line="340" w:lineRule="exact"/>
+      <w:ind w:firstLine="0" w:left="720" w:right="720"/>
     </w:pPr>
   </w:style>
   <w:style w:type="paragraph" w:styleId="FootnoteText">
-    <w:name w:val="footnote text"/>
-    <w:basedOn w:val="Normal"/>
-    <w:link w:val="FootnoteTextChar"/>
-    <w:uiPriority w:val="99"/>
+    <w:name w:val="Footnote Text"/>
+    <w:basedOn w:val="Normal"/>
+    <w:next w:val="FootnoteText"/>
+    <w:uiPriority w:val="9"/>
     <w:unhideWhenUsed/>
-    <w:pPr>
-      <w:spacing w:before="0" w:after="120" w:line="284" w:lineRule="exact"/>
-      <w:ind w:firstLine="0"/>
+    <w:qFormat/>
+    <w:pPr>
+      <w:keepLines/>
+      <w:spacing w:before="0" w:after="140" w:line="340" w:lineRule="exact"/>
     </w:pPr>
     <w:rPr>
       <w:sz w:val="28"/>
@@ -1094,8 +1069,8 @@
     <w:unhideWhenUsed/>
     <w:qFormat/>
     <w:pPr>
-      <w:spacing w:before="100" w:after="100"/>
-      <w:ind w:firstLine="0" w:left="480" w:right="480"/>
+      <w:spacing w:before="280" w:after="280"/>
+      <w:ind w:firstLine="0" w:left="720" w:right="720"/>
     </w:pPr>
   </w:style>
   <w:style w:type="character" w:default="1" w:styleId="DefaultParagraphFont">
@@ -1201,9 +1176,7 @@
   </w:style>
   <w:style w:type="character" w:styleId="Hyperlink">
     <w:name w:val="Hyperlink"/>
-    <w:basedOn w:val="DefaultParagraphFont"/>
-    <w:uiPriority w:val="99"/>
-    <w:unhideWhenUsed/>
+    <w:basedOn w:val="BodyTextChar"/>
     <w:rPr>
       <w:color w:val="000000"/>
     </w:rPr>
